--- a/FASE 1/EVIDENCIAS_INDIVIDUALES/Arce_Felipe_1.2_APT122_DiarioReflexionFase1.docx
+++ b/FASE 1/EVIDENCIAS_INDIVIDUALES/Arce_Felipe_1.2_APT122_DiarioReflexionFase1.docx
@@ -2359,7 +2359,7 @@
                 <w:sz w:val="24"/>
                 <w:szCs w:val="24"/>
               </w:rPr>
-              <w:t xml:space="preserve">Sí, la verdad es que se relacionan bastante. El que más se alinea con lo que busco ahora es el proyecto de análisis de Churn en </w:t>
+              <w:t>Sí. El proyecto que desarrollaré en Capstone será FIX&amp;GO, un MVP móvil orientado a facilitar la búsqueda y contratación simulada de servicios técnicos de gas, electricidad y agua en Santiago. Se relaciona con mi interés por trabajar con información, analizar resultados y comprobar si una solución responde a necesidades concretas de sus usuarios.</w:t>
             </w:r>
             <w:proofErr w:type="spellStart"/>
             <w:r>
@@ -2369,7 +2369,6 @@
                 <w:sz w:val="24"/>
                 <w:szCs w:val="24"/>
               </w:rPr>
-              <w:t>StarCraft</w:t>
             </w:r>
             <w:proofErr w:type="spellEnd"/>
             <w:r>
@@ -2379,7 +2378,6 @@
                 <w:sz w:val="24"/>
                 <w:szCs w:val="24"/>
               </w:rPr>
-              <w:t xml:space="preserve"> II usando la metodología CRISP-DM, porque ahí apliqué directamente herramientas de Ciencia de Datos y Machine </w:t>
             </w:r>
             <w:proofErr w:type="spellStart"/>
             <w:r>
@@ -2389,7 +2387,6 @@
                 <w:sz w:val="24"/>
                 <w:szCs w:val="24"/>
               </w:rPr>
-              <w:t>Learning</w:t>
             </w:r>
             <w:proofErr w:type="spellEnd"/>
             <w:r>
@@ -2399,7 +2396,6 @@
                 <w:sz w:val="24"/>
                 <w:szCs w:val="24"/>
               </w:rPr>
-              <w:t>.</w:t>
             </w:r>
           </w:p>
           <w:p>
@@ -2422,7 +2418,7 @@
                 <w:sz w:val="24"/>
                 <w:szCs w:val="24"/>
               </w:rPr>
-              <w:t xml:space="preserve">Eso sí, siento que requiere un par de ajustes para que quede ideal. Por un lado, me gustaría meterle más mano a la parte de bases de datos usando SQL para extraer y estructurar la información desde cero (que es justo lo que más me cuesta y necesito practicar). </w:t>
+              <w:t>Mi aporte se concentrará en preparar datos de prueba, ejecutar pruebas manuales en dispositivos iOS y Android, registrar resultados y producir capturas y evidencia audiovisual. El proyecto me permitirá aplicar análisis y control de calidad, y reforzar la comunicación de hallazgos al equipo. Los antecedentes de ciencia de datos y del análisis de churn se conservan como experiencia previa, pero la propuesta seleccionada para esta asignatura es FIX&amp;GO.</w:t>
             </w:r>
             <w:proofErr w:type="gramStart"/>
             <w:r>
@@ -2432,7 +2428,6 @@
                 <w:sz w:val="24"/>
                 <w:szCs w:val="24"/>
               </w:rPr>
-              <w:t>Y</w:t>
             </w:r>
             <w:proofErr w:type="gramEnd"/>
             <w:r>
@@ -2442,7 +2437,6 @@
                 <w:sz w:val="24"/>
                 <w:szCs w:val="24"/>
               </w:rPr>
-              <w:t xml:space="preserve"> por otro lado, sería genial sumarle </w:t>
             </w:r>
             <w:r>
               <w:rPr>
@@ -2451,8 +2445,6 @@
                 <w:sz w:val="24"/>
                 <w:szCs w:val="24"/>
               </w:rPr>
-              <w:lastRenderedPageBreak/>
-              <w:t>alguna capa de ciberseguridad para asegurar que los datos y el modelo predictivo estén bien protegidos. Así logro juntar mis dos grandes intereses y reforzar mis debilidades en un solo trabajo.</w:t>
             </w:r>
           </w:p>
           <w:p>
